--- a/klagomål/A 9362-2025 FSC-klagomål.docx
+++ b/klagomål/A 9362-2025 FSC-klagomål.docx
@@ -664,7 +664,7 @@
     <w:r>
       <w:tab/>
       <w:tab/>
-      <w:t>2025-02-28</w:t>
+      <w:t>2025-03-01</w:t>
       <w:br/>
       <w:br/>
     </w:r>

--- a/klagomål/A 9362-2025 FSC-klagomål.docx
+++ b/klagomål/A 9362-2025 FSC-klagomål.docx
@@ -664,7 +664,7 @@
     <w:r>
       <w:tab/>
       <w:tab/>
-      <w:t>2025-03-02</w:t>
+      <w:t>2025-03-03</w:t>
       <w:br/>
       <w:br/>
     </w:r>

--- a/klagomål/A 9362-2025 FSC-klagomål.docx
+++ b/klagomål/A 9362-2025 FSC-klagomål.docx
@@ -664,7 +664,7 @@
     <w:r>
       <w:tab/>
       <w:tab/>
-      <w:t>2025-03-03</w:t>
+      <w:t>2025-03-04</w:t>
       <w:br/>
       <w:br/>
     </w:r>

--- a/klagomål/A 9362-2025 FSC-klagomål.docx
+++ b/klagomål/A 9362-2025 FSC-klagomål.docx
@@ -664,7 +664,7 @@
     <w:r>
       <w:tab/>
       <w:tab/>
-      <w:t>2025-03-04</w:t>
+      <w:t>2025-03-05</w:t>
       <w:br/>
       <w:br/>
     </w:r>

--- a/klagomål/A 9362-2025 FSC-klagomål.docx
+++ b/klagomål/A 9362-2025 FSC-klagomål.docx
@@ -664,7 +664,7 @@
     <w:r>
       <w:tab/>
       <w:tab/>
-      <w:t>2025-03-05</w:t>
+      <w:t>2025-03-06</w:t>
       <w:br/>
       <w:br/>
     </w:r>

--- a/klagomål/A 9362-2025 FSC-klagomål.docx
+++ b/klagomål/A 9362-2025 FSC-klagomål.docx
@@ -664,7 +664,7 @@
     <w:r>
       <w:tab/>
       <w:tab/>
-      <w:t>2025-03-06</w:t>
+      <w:t>2025-03-07</w:t>
       <w:br/>
       <w:br/>
     </w:r>

--- a/klagomål/A 9362-2025 FSC-klagomål.docx
+++ b/klagomål/A 9362-2025 FSC-klagomål.docx
@@ -664,7 +664,7 @@
     <w:r>
       <w:tab/>
       <w:tab/>
-      <w:t>2025-03-07</w:t>
+      <w:t>2025-03-08</w:t>
       <w:br/>
       <w:br/>
     </w:r>

--- a/klagomål/A 9362-2025 FSC-klagomål.docx
+++ b/klagomål/A 9362-2025 FSC-klagomål.docx
@@ -664,7 +664,7 @@
     <w:r>
       <w:tab/>
       <w:tab/>
-      <w:t>2025-03-08</w:t>
+      <w:t>2025-03-09</w:t>
       <w:br/>
       <w:br/>
     </w:r>

--- a/klagomål/A 9362-2025 FSC-klagomål.docx
+++ b/klagomål/A 9362-2025 FSC-klagomål.docx
@@ -664,7 +664,7 @@
     <w:r>
       <w:tab/>
       <w:tab/>
-      <w:t>2025-03-09</w:t>
+      <w:t>2025-03-10</w:t>
       <w:br/>
       <w:br/>
     </w:r>

--- a/klagomål/A 9362-2025 FSC-klagomål.docx
+++ b/klagomål/A 9362-2025 FSC-klagomål.docx
@@ -664,7 +664,7 @@
     <w:r>
       <w:tab/>
       <w:tab/>
-      <w:t>2025-03-10</w:t>
+      <w:t>2025-03-11</w:t>
       <w:br/>
       <w:br/>
     </w:r>

--- a/klagomål/A 9362-2025 FSC-klagomål.docx
+++ b/klagomål/A 9362-2025 FSC-klagomål.docx
@@ -664,7 +664,7 @@
     <w:r>
       <w:tab/>
       <w:tab/>
-      <w:t>2025-03-11</w:t>
+      <w:t>2025-03-12</w:t>
       <w:br/>
       <w:br/>
     </w:r>

--- a/klagomål/A 9362-2025 FSC-klagomål.docx
+++ b/klagomål/A 9362-2025 FSC-klagomål.docx
@@ -664,7 +664,7 @@
     <w:r>
       <w:tab/>
       <w:tab/>
-      <w:t>2025-03-12</w:t>
+      <w:t>2025-03-13</w:t>
       <w:br/>
       <w:br/>
     </w:r>

--- a/klagomål/A 9362-2025 FSC-klagomål.docx
+++ b/klagomål/A 9362-2025 FSC-klagomål.docx
@@ -664,7 +664,7 @@
     <w:r>
       <w:tab/>
       <w:tab/>
-      <w:t>2025-03-13</w:t>
+      <w:t>2025-03-14</w:t>
       <w:br/>
       <w:br/>
     </w:r>

--- a/klagomål/A 9362-2025 FSC-klagomål.docx
+++ b/klagomål/A 9362-2025 FSC-klagomål.docx
@@ -664,7 +664,7 @@
     <w:r>
       <w:tab/>
       <w:tab/>
-      <w:t>2025-03-14</w:t>
+      <w:t>2025-03-15</w:t>
       <w:br/>
       <w:br/>
     </w:r>

--- a/klagomål/A 9362-2025 FSC-klagomål.docx
+++ b/klagomål/A 9362-2025 FSC-klagomål.docx
@@ -664,7 +664,7 @@
     <w:r>
       <w:tab/>
       <w:tab/>
-      <w:t>2025-03-15</w:t>
+      <w:t>2025-03-16</w:t>
       <w:br/>
       <w:br/>
     </w:r>

--- a/klagomål/A 9362-2025 FSC-klagomål.docx
+++ b/klagomål/A 9362-2025 FSC-klagomål.docx
@@ -664,7 +664,7 @@
     <w:r>
       <w:tab/>
       <w:tab/>
-      <w:t>2025-03-16</w:t>
+      <w:t>2025-03-17</w:t>
       <w:br/>
       <w:br/>
     </w:r>

--- a/klagomål/A 9362-2025 FSC-klagomål.docx
+++ b/klagomål/A 9362-2025 FSC-klagomål.docx
@@ -664,7 +664,7 @@
     <w:r>
       <w:tab/>
       <w:tab/>
-      <w:t>2025-03-17</w:t>
+      <w:t>2025-03-18</w:t>
       <w:br/>
       <w:br/>
     </w:r>

--- a/klagomål/A 9362-2025 FSC-klagomål.docx
+++ b/klagomål/A 9362-2025 FSC-klagomål.docx
@@ -664,7 +664,7 @@
     <w:r>
       <w:tab/>
       <w:tab/>
-      <w:t>2025-03-18</w:t>
+      <w:t>2025-03-19</w:t>
       <w:br/>
       <w:br/>
     </w:r>

--- a/klagomål/A 9362-2025 FSC-klagomål.docx
+++ b/klagomål/A 9362-2025 FSC-klagomål.docx
@@ -664,7 +664,7 @@
     <w:r>
       <w:tab/>
       <w:tab/>
-      <w:t>2025-03-19</w:t>
+      <w:t>2025-03-20</w:t>
       <w:br/>
       <w:br/>
     </w:r>

--- a/klagomål/A 9362-2025 FSC-klagomål.docx
+++ b/klagomål/A 9362-2025 FSC-klagomål.docx
@@ -664,7 +664,7 @@
     <w:r>
       <w:tab/>
       <w:tab/>
-      <w:t>2025-03-20</w:t>
+      <w:t>2025-03-21</w:t>
       <w:br/>
       <w:br/>
     </w:r>

--- a/klagomål/A 9362-2025 FSC-klagomål.docx
+++ b/klagomål/A 9362-2025 FSC-klagomål.docx
@@ -664,7 +664,7 @@
     <w:r>
       <w:tab/>
       <w:tab/>
-      <w:t>2025-03-21</w:t>
+      <w:t>2025-03-22</w:t>
       <w:br/>
       <w:br/>
     </w:r>

--- a/klagomål/A 9362-2025 FSC-klagomål.docx
+++ b/klagomål/A 9362-2025 FSC-klagomål.docx
@@ -664,7 +664,7 @@
     <w:r>
       <w:tab/>
       <w:tab/>
-      <w:t>2025-03-22</w:t>
+      <w:t>2025-03-23</w:t>
       <w:br/>
       <w:br/>
     </w:r>

--- a/klagomål/A 9362-2025 FSC-klagomål.docx
+++ b/klagomål/A 9362-2025 FSC-klagomål.docx
@@ -664,7 +664,7 @@
     <w:r>
       <w:tab/>
       <w:tab/>
-      <w:t>2025-03-23</w:t>
+      <w:t>2025-03-24</w:t>
       <w:br/>
       <w:br/>
     </w:r>

--- a/klagomål/A 9362-2025 FSC-klagomål.docx
+++ b/klagomål/A 9362-2025 FSC-klagomål.docx
@@ -664,7 +664,7 @@
     <w:r>
       <w:tab/>
       <w:tab/>
-      <w:t>2025-03-24</w:t>
+      <w:t>2025-03-25</w:t>
       <w:br/>
       <w:br/>
     </w:r>

--- a/klagomål/A 9362-2025 FSC-klagomål.docx
+++ b/klagomål/A 9362-2025 FSC-klagomål.docx
@@ -664,7 +664,7 @@
     <w:r>
       <w:tab/>
       <w:tab/>
-      <w:t>2025-03-25</w:t>
+      <w:t>2025-03-26</w:t>
       <w:br/>
       <w:br/>
     </w:r>

--- a/klagomål/A 9362-2025 FSC-klagomål.docx
+++ b/klagomål/A 9362-2025 FSC-klagomål.docx
@@ -664,7 +664,7 @@
     <w:r>
       <w:tab/>
       <w:tab/>
-      <w:t>2025-03-26</w:t>
+      <w:t>2025-03-27</w:t>
       <w:br/>
       <w:br/>
     </w:r>

--- a/klagomål/A 9362-2025 FSC-klagomål.docx
+++ b/klagomål/A 9362-2025 FSC-klagomål.docx
@@ -664,7 +664,7 @@
     <w:r>
       <w:tab/>
       <w:tab/>
-      <w:t>2025-03-27</w:t>
+      <w:t>2025-03-28</w:t>
       <w:br/>
       <w:br/>
     </w:r>

--- a/klagomål/A 9362-2025 FSC-klagomål.docx
+++ b/klagomål/A 9362-2025 FSC-klagomål.docx
@@ -664,7 +664,7 @@
     <w:r>
       <w:tab/>
       <w:tab/>
-      <w:t>2025-04-02</w:t>
+      <w:t>2025-04-03</w:t>
       <w:br/>
       <w:br/>
     </w:r>

--- a/klagomål/A 9362-2025 FSC-klagomål.docx
+++ b/klagomål/A 9362-2025 FSC-klagomål.docx
@@ -664,7 +664,7 @@
     <w:r>
       <w:tab/>
       <w:tab/>
-      <w:t>2025-04-03</w:t>
+      <w:t>2025-04-05</w:t>
       <w:br/>
       <w:br/>
     </w:r>

--- a/klagomål/A 9362-2025 FSC-klagomål.docx
+++ b/klagomål/A 9362-2025 FSC-klagomål.docx
@@ -664,7 +664,7 @@
     <w:r>
       <w:tab/>
       <w:tab/>
-      <w:t>2025-04-05</w:t>
+      <w:t>2025-04-06</w:t>
       <w:br/>
       <w:br/>
     </w:r>

--- a/klagomål/A 9362-2025 FSC-klagomål.docx
+++ b/klagomål/A 9362-2025 FSC-klagomål.docx
@@ -664,7 +664,7 @@
     <w:r>
       <w:tab/>
       <w:tab/>
-      <w:t>2025-04-06</w:t>
+      <w:t>2025-04-07</w:t>
       <w:br/>
       <w:br/>
     </w:r>

--- a/klagomål/A 9362-2025 FSC-klagomål.docx
+++ b/klagomål/A 9362-2025 FSC-klagomål.docx
@@ -664,7 +664,7 @@
     <w:r>
       <w:tab/>
       <w:tab/>
-      <w:t>2025-04-07</w:t>
+      <w:t>2025-04-08</w:t>
       <w:br/>
       <w:br/>
     </w:r>

--- a/klagomål/A 9362-2025 FSC-klagomål.docx
+++ b/klagomål/A 9362-2025 FSC-klagomål.docx
@@ -664,7 +664,7 @@
     <w:r>
       <w:tab/>
       <w:tab/>
-      <w:t>2025-04-08</w:t>
+      <w:t>2025-04-09</w:t>
       <w:br/>
       <w:br/>
     </w:r>

--- a/klagomål/A 9362-2025 FSC-klagomål.docx
+++ b/klagomål/A 9362-2025 FSC-klagomål.docx
@@ -244,6 +244,28 @@
       </w:pPr>
       <w:r>
         <w:t>Figur 1. Fyndplatser för naturvårdsarter i det avverkningsanmälda området (röd linje). Markörer utan svart kant är placerade på fyndplatsen. Markörer med svart kant är placerade vid sidan av fyndplatsen och har ett svart streck som visar fyndplatsens exakta position. Kartans mittpunktskoordinat är N 6627277, E 687111 i SWEREF 99 TM.</w:t>
+      </w:r>
+    </w:p>
+    <w:p>
+      <w:r>
+        <w:rPr>
+          <w:b/>
+        </w:rPr>
+        <w:t>Grangråticka (VU)</w:t>
+      </w:r>
+      <w:r>
+        <w:t xml:space="preserve"> bildar mykorrhiza med gran och påträffas på kalkrik mark i örtrika granskogar med t.ex. blåsippa, harsyra och ekorrbär i fältskiktet. Arten är beroende av långvarig kontinuitet av äldre gran och tål ingen slutavverkning (kalhuggning). Lokaler med grangråticka är alltid skyddsvärda och bör skötas med stor varsamhet (SLU Artdatabanken, 2024; Nitare &amp; Skogsstyrelsen, 2019).</w:t>
+      </w:r>
+    </w:p>
+    <w:p>
+      <w:r>
+        <w:rPr>
+          <w:b/>
+        </w:rPr>
+        <w:t>Tibast</w:t>
+      </w:r>
+      <w:r>
+        <w:t xml:space="preserve"> är en kalkgynnad buske som växer på mullrik, frisk eller svagt fuktig mark, exempelvis i gamla kalkgranskogar, lövträdslundar, varma källpåverkade sluttningar och exklusiva biotoper kopplade till vattendrag. Förekomster i gammal skog visar på höga naturvärden och bör alltid noteras i samband med naturvärdesinventeringar. Tibast är värdväxt för de två fjärilsarterna större tibastmal och brun tibastmal (CR) (SLU Artdatabanken, 2024; Nitare &amp; Skogsstyrelsen, 2019).</w:t>
       </w:r>
     </w:p>
     <w:p>
@@ -664,7 +686,7 @@
     <w:r>
       <w:tab/>
       <w:tab/>
-      <w:t>2025-04-09</w:t>
+      <w:t>2025-04-10</w:t>
       <w:br/>
       <w:br/>
     </w:r>

--- a/klagomål/A 9362-2025 FSC-klagomål.docx
+++ b/klagomål/A 9362-2025 FSC-klagomål.docx
@@ -686,7 +686,7 @@
     <w:r>
       <w:tab/>
       <w:tab/>
-      <w:t>2025-04-10</w:t>
+      <w:t>2025-04-11</w:t>
       <w:br/>
       <w:br/>
     </w:r>

--- a/klagomål/A 9362-2025 FSC-klagomål.docx
+++ b/klagomål/A 9362-2025 FSC-klagomål.docx
@@ -686,7 +686,7 @@
     <w:r>
       <w:tab/>
       <w:tab/>
-      <w:t>2025-04-11</w:t>
+      <w:t>2025-04-12</w:t>
       <w:br/>
       <w:br/>
     </w:r>

--- a/klagomål/A 9362-2025 FSC-klagomål.docx
+++ b/klagomål/A 9362-2025 FSC-klagomål.docx
@@ -686,7 +686,7 @@
     <w:r>
       <w:tab/>
       <w:tab/>
-      <w:t>2025-04-12</w:t>
+      <w:t>2025-04-13</w:t>
       <w:br/>
       <w:br/>
     </w:r>

--- a/klagomål/A 9362-2025 FSC-klagomål.docx
+++ b/klagomål/A 9362-2025 FSC-klagomål.docx
@@ -686,7 +686,7 @@
     <w:r>
       <w:tab/>
       <w:tab/>
-      <w:t>2025-04-13</w:t>
+      <w:t>2025-04-14</w:t>
       <w:br/>
       <w:br/>
     </w:r>

--- a/klagomål/A 9362-2025 FSC-klagomål.docx
+++ b/klagomål/A 9362-2025 FSC-klagomål.docx
@@ -686,7 +686,7 @@
     <w:r>
       <w:tab/>
       <w:tab/>
-      <w:t>2025-04-14</w:t>
+      <w:t>2025-04-15</w:t>
       <w:br/>
       <w:br/>
     </w:r>

--- a/klagomål/A 9362-2025 FSC-klagomål.docx
+++ b/klagomål/A 9362-2025 FSC-klagomål.docx
@@ -686,7 +686,7 @@
     <w:r>
       <w:tab/>
       <w:tab/>
-      <w:t>2025-04-15</w:t>
+      <w:t>2025-04-16</w:t>
       <w:br/>
       <w:br/>
     </w:r>

--- a/klagomål/A 9362-2025 FSC-klagomål.docx
+++ b/klagomål/A 9362-2025 FSC-klagomål.docx
@@ -686,7 +686,7 @@
     <w:r>
       <w:tab/>
       <w:tab/>
-      <w:t>2025-04-16</w:t>
+      <w:t>2025-04-17</w:t>
       <w:br/>
       <w:br/>
     </w:r>

--- a/klagomål/A 9362-2025 FSC-klagomål.docx
+++ b/klagomål/A 9362-2025 FSC-klagomål.docx
@@ -686,7 +686,7 @@
     <w:r>
       <w:tab/>
       <w:tab/>
-      <w:t>2025-04-17</w:t>
+      <w:t>2025-04-18</w:t>
       <w:br/>
       <w:br/>
     </w:r>

--- a/klagomål/A 9362-2025 FSC-klagomål.docx
+++ b/klagomål/A 9362-2025 FSC-klagomål.docx
@@ -686,7 +686,7 @@
     <w:r>
       <w:tab/>
       <w:tab/>
-      <w:t>2025-04-18</w:t>
+      <w:t>2025-04-19</w:t>
       <w:br/>
       <w:br/>
     </w:r>

--- a/klagomål/A 9362-2025 FSC-klagomål.docx
+++ b/klagomål/A 9362-2025 FSC-klagomål.docx
@@ -686,7 +686,7 @@
     <w:r>
       <w:tab/>
       <w:tab/>
-      <w:t>2025-05-03</w:t>
+      <w:t>2025-05-04</w:t>
       <w:br/>
       <w:br/>
     </w:r>

--- a/klagomål/A 9362-2025 FSC-klagomål.docx
+++ b/klagomål/A 9362-2025 FSC-klagomål.docx
@@ -686,7 +686,7 @@
     <w:r>
       <w:tab/>
       <w:tab/>
-      <w:t>2025-05-04</w:t>
+      <w:t>2025-05-06</w:t>
       <w:br/>
       <w:br/>
     </w:r>

--- a/klagomål/A 9362-2025 FSC-klagomål.docx
+++ b/klagomål/A 9362-2025 FSC-klagomål.docx
@@ -686,7 +686,7 @@
     <w:r>
       <w:tab/>
       <w:tab/>
-      <w:t>2025-05-06</w:t>
+      <w:t>2025-05-07</w:t>
       <w:br/>
       <w:br/>
     </w:r>

--- a/klagomål/A 9362-2025 FSC-klagomål.docx
+++ b/klagomål/A 9362-2025 FSC-klagomål.docx
@@ -686,7 +686,7 @@
     <w:r>
       <w:tab/>
       <w:tab/>
-      <w:t>2025-05-07</w:t>
+      <w:t>2025-05-08</w:t>
       <w:br/>
       <w:br/>
     </w:r>

--- a/klagomål/A 9362-2025 FSC-klagomål.docx
+++ b/klagomål/A 9362-2025 FSC-klagomål.docx
@@ -686,7 +686,7 @@
     <w:r>
       <w:tab/>
       <w:tab/>
-      <w:t>2025-05-08</w:t>
+      <w:t>2025-05-09</w:t>
       <w:br/>
       <w:br/>
     </w:r>

--- a/klagomål/A 9362-2025 FSC-klagomål.docx
+++ b/klagomål/A 9362-2025 FSC-klagomål.docx
@@ -686,7 +686,7 @@
     <w:r>
       <w:tab/>
       <w:tab/>
-      <w:t>2025-05-09</w:t>
+      <w:t>2025-05-10</w:t>
       <w:br/>
       <w:br/>
     </w:r>

--- a/klagomål/A 9362-2025 FSC-klagomål.docx
+++ b/klagomål/A 9362-2025 FSC-klagomål.docx
@@ -686,7 +686,7 @@
     <w:r>
       <w:tab/>
       <w:tab/>
-      <w:t>2025-05-10</w:t>
+      <w:t>2025-05-11</w:t>
       <w:br/>
       <w:br/>
     </w:r>

--- a/klagomål/A 9362-2025 FSC-klagomål.docx
+++ b/klagomål/A 9362-2025 FSC-klagomål.docx
@@ -686,7 +686,7 @@
     <w:r>
       <w:tab/>
       <w:tab/>
-      <w:t>2025-05-11</w:t>
+      <w:t>2025-05-12</w:t>
       <w:br/>
       <w:br/>
     </w:r>

--- a/klagomål/A 9362-2025 FSC-klagomål.docx
+++ b/klagomål/A 9362-2025 FSC-klagomål.docx
@@ -686,7 +686,7 @@
     <w:r>
       <w:tab/>
       <w:tab/>
-      <w:t>2025-05-12</w:t>
+      <w:t>2025-05-13</w:t>
       <w:br/>
       <w:br/>
     </w:r>

--- a/klagomål/A 9362-2025 FSC-klagomål.docx
+++ b/klagomål/A 9362-2025 FSC-klagomål.docx
@@ -686,7 +686,7 @@
     <w:r>
       <w:tab/>
       <w:tab/>
-      <w:t>2025-05-13</w:t>
+      <w:t>2025-05-14</w:t>
       <w:br/>
       <w:br/>
     </w:r>

--- a/klagomål/A 9362-2025 FSC-klagomål.docx
+++ b/klagomål/A 9362-2025 FSC-klagomål.docx
@@ -686,7 +686,7 @@
     <w:r>
       <w:tab/>
       <w:tab/>
-      <w:t>2025-05-14</w:t>
+      <w:t>2025-05-15</w:t>
       <w:br/>
       <w:br/>
     </w:r>

--- a/klagomål/A 9362-2025 FSC-klagomål.docx
+++ b/klagomål/A 9362-2025 FSC-klagomål.docx
@@ -686,7 +686,7 @@
     <w:r>
       <w:tab/>
       <w:tab/>
-      <w:t>2025-05-15</w:t>
+      <w:t>2025-05-16</w:t>
       <w:br/>
       <w:br/>
     </w:r>

--- a/klagomål/A 9362-2025 FSC-klagomål.docx
+++ b/klagomål/A 9362-2025 FSC-klagomål.docx
@@ -686,7 +686,7 @@
     <w:r>
       <w:tab/>
       <w:tab/>
-      <w:t>2025-05-16</w:t>
+      <w:t>2025-05-17</w:t>
       <w:br/>
       <w:br/>
     </w:r>

--- a/klagomål/A 9362-2025 FSC-klagomål.docx
+++ b/klagomål/A 9362-2025 FSC-klagomål.docx
@@ -686,7 +686,7 @@
     <w:r>
       <w:tab/>
       <w:tab/>
-      <w:t>2025-05-17</w:t>
+      <w:t>2025-05-18</w:t>
       <w:br/>
       <w:br/>
     </w:r>

--- a/klagomål/A 9362-2025 FSC-klagomål.docx
+++ b/klagomål/A 9362-2025 FSC-klagomål.docx
@@ -686,7 +686,7 @@
     <w:r>
       <w:tab/>
       <w:tab/>
-      <w:t>2025-05-18</w:t>
+      <w:t>2025-05-19</w:t>
       <w:br/>
       <w:br/>
     </w:r>

--- a/klagomål/A 9362-2025 FSC-klagomål.docx
+++ b/klagomål/A 9362-2025 FSC-klagomål.docx
@@ -686,7 +686,7 @@
     <w:r>
       <w:tab/>
       <w:tab/>
-      <w:t>2025-05-19</w:t>
+      <w:t>2025-05-20</w:t>
       <w:br/>
       <w:br/>
     </w:r>

--- a/klagomål/A 9362-2025 FSC-klagomål.docx
+++ b/klagomål/A 9362-2025 FSC-klagomål.docx
@@ -686,7 +686,7 @@
     <w:r>
       <w:tab/>
       <w:tab/>
-      <w:t>2025-05-20</w:t>
+      <w:t>2025-05-21</w:t>
       <w:br/>
       <w:br/>
     </w:r>

--- a/klagomål/A 9362-2025 FSC-klagomål.docx
+++ b/klagomål/A 9362-2025 FSC-klagomål.docx
@@ -686,7 +686,7 @@
     <w:r>
       <w:tab/>
       <w:tab/>
-      <w:t>2025-05-21</w:t>
+      <w:t>2025-05-22</w:t>
       <w:br/>
       <w:br/>
     </w:r>

--- a/klagomål/A 9362-2025 FSC-klagomål.docx
+++ b/klagomål/A 9362-2025 FSC-klagomål.docx
@@ -686,7 +686,7 @@
     <w:r>
       <w:tab/>
       <w:tab/>
-      <w:t>2025-05-22</w:t>
+      <w:t>2025-05-23</w:t>
       <w:br/>
       <w:br/>
     </w:r>

--- a/klagomål/A 9362-2025 FSC-klagomål.docx
+++ b/klagomål/A 9362-2025 FSC-klagomål.docx
@@ -686,7 +686,7 @@
     <w:r>
       <w:tab/>
       <w:tab/>
-      <w:t>2025-05-23</w:t>
+      <w:t>2025-05-24</w:t>
       <w:br/>
       <w:br/>
     </w:r>

--- a/klagomål/A 9362-2025 FSC-klagomål.docx
+++ b/klagomål/A 9362-2025 FSC-klagomål.docx
@@ -686,7 +686,7 @@
     <w:r>
       <w:tab/>
       <w:tab/>
-      <w:t>2025-05-24</w:t>
+      <w:t>2025-05-25</w:t>
       <w:br/>
       <w:br/>
     </w:r>

--- a/klagomål/A 9362-2025 FSC-klagomål.docx
+++ b/klagomål/A 9362-2025 FSC-klagomål.docx
@@ -686,7 +686,7 @@
     <w:r>
       <w:tab/>
       <w:tab/>
-      <w:t>2025-05-25</w:t>
+      <w:t>2025-05-26</w:t>
       <w:br/>
       <w:br/>
     </w:r>

--- a/klagomål/A 9362-2025 FSC-klagomål.docx
+++ b/klagomål/A 9362-2025 FSC-klagomål.docx
@@ -686,7 +686,7 @@
     <w:r>
       <w:tab/>
       <w:tab/>
-      <w:t>2025-05-26</w:t>
+      <w:t>2025-05-27</w:t>
       <w:br/>
       <w:br/>
     </w:r>

--- a/klagomål/A 9362-2025 FSC-klagomål.docx
+++ b/klagomål/A 9362-2025 FSC-klagomål.docx
@@ -686,7 +686,7 @@
     <w:r>
       <w:tab/>
       <w:tab/>
-      <w:t>2025-05-27</w:t>
+      <w:t>2025-05-30</w:t>
       <w:br/>
       <w:br/>
     </w:r>

--- a/klagomål/A 9362-2025 FSC-klagomål.docx
+++ b/klagomål/A 9362-2025 FSC-klagomål.docx
@@ -686,7 +686,7 @@
     <w:r>
       <w:tab/>
       <w:tab/>
-      <w:t>2025-05-30</w:t>
+      <w:t>2025-06-01</w:t>
       <w:br/>
       <w:br/>
     </w:r>

--- a/klagomål/A 9362-2025 FSC-klagomål.docx
+++ b/klagomål/A 9362-2025 FSC-klagomål.docx
@@ -686,7 +686,7 @@
     <w:r>
       <w:tab/>
       <w:tab/>
-      <w:t>2025-06-01</w:t>
+      <w:t>2025-06-02</w:t>
       <w:br/>
       <w:br/>
     </w:r>

--- a/klagomål/A 9362-2025 FSC-klagomål.docx
+++ b/klagomål/A 9362-2025 FSC-klagomål.docx
@@ -255,6 +255,17 @@
       </w:r>
       <w:r>
         <w:t xml:space="preserve"> bildar mykorrhiza med gran och påträffas på kalkrik mark i örtrika granskogar med t.ex. blåsippa, harsyra och ekorrbär i fältskiktet. Arten är beroende av långvarig kontinuitet av äldre gran och tål ingen slutavverkning (kalhuggning). Lokaler med grangråticka är alltid skyddsvärda och bör skötas med stor varsamhet (SLU Artdatabanken, 2024; Nitare &amp; Skogsstyrelsen, 2019).</w:t>
+      </w:r>
+    </w:p>
+    <w:p>
+      <w:r>
+        <w:rPr>
+          <w:b/>
+        </w:rPr>
+        <w:t xml:space="preserve">Rödgul trumpetsvamp </w:t>
+      </w:r>
+      <w:r>
+        <w:t>signalerar kalkrika barrsumpskogar eller avgränsade små mineralrika ytor i barrskogslandskapet, vilka normalt har höga naturvärden. I urbergsbygder är den en bra signalart på känsliga skogsbiotoper (Nitare &amp; Skogsstyrelsen, 2019).</w:t>
       </w:r>
     </w:p>
     <w:p>
@@ -686,7 +697,7 @@
     <w:r>
       <w:tab/>
       <w:tab/>
-      <w:t>2025-06-02</w:t>
+      <w:t>2025-06-03</w:t>
       <w:br/>
       <w:br/>
     </w:r>

--- a/klagomål/A 9362-2025 FSC-klagomål.docx
+++ b/klagomål/A 9362-2025 FSC-klagomål.docx
@@ -697,7 +697,7 @@
     <w:r>
       <w:tab/>
       <w:tab/>
-      <w:t>2025-06-03</w:t>
+      <w:t>2025-06-04</w:t>
       <w:br/>
       <w:br/>
     </w:r>

--- a/klagomål/A 9362-2025 FSC-klagomål.docx
+++ b/klagomål/A 9362-2025 FSC-klagomål.docx
@@ -697,7 +697,7 @@
     <w:r>
       <w:tab/>
       <w:tab/>
-      <w:t>2025-06-04</w:t>
+      <w:t>2025-06-05</w:t>
       <w:br/>
       <w:br/>
     </w:r>

--- a/klagomål/A 9362-2025 FSC-klagomål.docx
+++ b/klagomål/A 9362-2025 FSC-klagomål.docx
@@ -697,7 +697,7 @@
     <w:r>
       <w:tab/>
       <w:tab/>
-      <w:t>2025-06-05</w:t>
+      <w:t>2025-06-13</w:t>
       <w:br/>
       <w:br/>
     </w:r>

--- a/klagomål/A 9362-2025 FSC-klagomål.docx
+++ b/klagomål/A 9362-2025 FSC-klagomål.docx
@@ -697,7 +697,7 @@
     <w:r>
       <w:tab/>
       <w:tab/>
-      <w:t>2025-06-13</w:t>
+      <w:t>2025-06-15</w:t>
       <w:br/>
       <w:br/>
     </w:r>

--- a/klagomål/A 9362-2025 FSC-klagomål.docx
+++ b/klagomål/A 9362-2025 FSC-klagomål.docx
@@ -697,7 +697,7 @@
     <w:r>
       <w:tab/>
       <w:tab/>
-      <w:t>2025-06-15</w:t>
+      <w:t>2025-06-16</w:t>
       <w:br/>
       <w:br/>
     </w:r>

--- a/klagomål/A 9362-2025 FSC-klagomål.docx
+++ b/klagomål/A 9362-2025 FSC-klagomål.docx
@@ -697,7 +697,7 @@
     <w:r>
       <w:tab/>
       <w:tab/>
-      <w:t>2025-06-16</w:t>
+      <w:t>2025-06-17</w:t>
       <w:br/>
       <w:br/>
     </w:r>

--- a/klagomål/A 9362-2025 FSC-klagomål.docx
+++ b/klagomål/A 9362-2025 FSC-klagomål.docx
@@ -697,7 +697,7 @@
     <w:r>
       <w:tab/>
       <w:tab/>
-      <w:t>2025-06-17</w:t>
+      <w:t>2025-06-18</w:t>
       <w:br/>
       <w:br/>
     </w:r>

--- a/klagomål/A 9362-2025 FSC-klagomål.docx
+++ b/klagomål/A 9362-2025 FSC-klagomål.docx
@@ -697,7 +697,7 @@
     <w:r>
       <w:tab/>
       <w:tab/>
-      <w:t>2025-06-18</w:t>
+      <w:t>2025-06-19</w:t>
       <w:br/>
       <w:br/>
     </w:r>

--- a/klagomål/A 9362-2025 FSC-klagomål.docx
+++ b/klagomål/A 9362-2025 FSC-klagomål.docx
@@ -697,7 +697,7 @@
     <w:r>
       <w:tab/>
       <w:tab/>
-      <w:t>2025-06-19</w:t>
+      <w:t>2025-06-20</w:t>
       <w:br/>
       <w:br/>
     </w:r>

--- a/klagomål/A 9362-2025 FSC-klagomål.docx
+++ b/klagomål/A 9362-2025 FSC-klagomål.docx
@@ -697,7 +697,7 @@
     <w:r>
       <w:tab/>
       <w:tab/>
-      <w:t>2025-06-20</w:t>
+      <w:t>2025-06-21</w:t>
       <w:br/>
       <w:br/>
     </w:r>

--- a/klagomål/A 9362-2025 FSC-klagomål.docx
+++ b/klagomål/A 9362-2025 FSC-klagomål.docx
@@ -697,7 +697,7 @@
     <w:r>
       <w:tab/>
       <w:tab/>
-      <w:t>2025-06-21</w:t>
+      <w:t>2025-06-22</w:t>
       <w:br/>
       <w:br/>
     </w:r>

--- a/klagomål/A 9362-2025 FSC-klagomål.docx
+++ b/klagomål/A 9362-2025 FSC-klagomål.docx
@@ -697,7 +697,7 @@
     <w:r>
       <w:tab/>
       <w:tab/>
-      <w:t>2025-06-22</w:t>
+      <w:t>2025-06-23</w:t>
       <w:br/>
       <w:br/>
     </w:r>

--- a/klagomål/A 9362-2025 FSC-klagomål.docx
+++ b/klagomål/A 9362-2025 FSC-klagomål.docx
@@ -697,7 +697,7 @@
     <w:r>
       <w:tab/>
       <w:tab/>
-      <w:t>2025-06-23</w:t>
+      <w:t>2025-06-24</w:t>
       <w:br/>
       <w:br/>
     </w:r>

--- a/klagomål/A 9362-2025 FSC-klagomål.docx
+++ b/klagomål/A 9362-2025 FSC-klagomål.docx
@@ -697,7 +697,7 @@
     <w:r>
       <w:tab/>
       <w:tab/>
-      <w:t>2025-06-24</w:t>
+      <w:t>2025-06-25</w:t>
       <w:br/>
       <w:br/>
     </w:r>

--- a/klagomål/A 9362-2025 FSC-klagomål.docx
+++ b/klagomål/A 9362-2025 FSC-klagomål.docx
@@ -697,7 +697,7 @@
     <w:r>
       <w:tab/>
       <w:tab/>
-      <w:t>2025-06-25</w:t>
+      <w:t>2025-06-26</w:t>
       <w:br/>
       <w:br/>
     </w:r>

--- a/klagomål/A 9362-2025 FSC-klagomål.docx
+++ b/klagomål/A 9362-2025 FSC-klagomål.docx
@@ -697,7 +697,7 @@
     <w:r>
       <w:tab/>
       <w:tab/>
-      <w:t>2025-06-26</w:t>
+      <w:t>2025-06-27</w:t>
       <w:br/>
       <w:br/>
     </w:r>

--- a/klagomål/A 9362-2025 FSC-klagomål.docx
+++ b/klagomål/A 9362-2025 FSC-klagomål.docx
@@ -697,7 +697,7 @@
     <w:r>
       <w:tab/>
       <w:tab/>
-      <w:t>2025-06-27</w:t>
+      <w:t>2025-06-28</w:t>
       <w:br/>
       <w:br/>
     </w:r>

--- a/klagomål/A 9362-2025 FSC-klagomål.docx
+++ b/klagomål/A 9362-2025 FSC-klagomål.docx
@@ -697,7 +697,7 @@
     <w:r>
       <w:tab/>
       <w:tab/>
-      <w:t>2025-06-28</w:t>
+      <w:t>2025-06-29</w:t>
       <w:br/>
       <w:br/>
     </w:r>

--- a/klagomål/A 9362-2025 FSC-klagomål.docx
+++ b/klagomål/A 9362-2025 FSC-klagomål.docx
@@ -697,7 +697,7 @@
     <w:r>
       <w:tab/>
       <w:tab/>
-      <w:t>2025-06-29</w:t>
+      <w:t>2025-06-30</w:t>
       <w:br/>
       <w:br/>
     </w:r>

--- a/klagomål/A 9362-2025 FSC-klagomål.docx
+++ b/klagomål/A 9362-2025 FSC-klagomål.docx
@@ -697,7 +697,7 @@
     <w:r>
       <w:tab/>
       <w:tab/>
-      <w:t>2025-06-30</w:t>
+      <w:t>2025-07-01</w:t>
       <w:br/>
       <w:br/>
     </w:r>

--- a/klagomål/A 9362-2025 FSC-klagomål.docx
+++ b/klagomål/A 9362-2025 FSC-klagomål.docx
@@ -697,7 +697,7 @@
     <w:r>
       <w:tab/>
       <w:tab/>
-      <w:t>2025-07-01</w:t>
+      <w:t>2025-07-02</w:t>
       <w:br/>
       <w:br/>
     </w:r>

--- a/klagomål/A 9362-2025 FSC-klagomål.docx
+++ b/klagomål/A 9362-2025 FSC-klagomål.docx
@@ -697,7 +697,7 @@
     <w:r>
       <w:tab/>
       <w:tab/>
-      <w:t>2025-07-02</w:t>
+      <w:t>2025-07-03</w:t>
       <w:br/>
       <w:br/>
     </w:r>

--- a/klagomål/A 9362-2025 FSC-klagomål.docx
+++ b/klagomål/A 9362-2025 FSC-klagomål.docx
@@ -697,7 +697,7 @@
     <w:r>
       <w:tab/>
       <w:tab/>
-      <w:t>2025-07-03</w:t>
+      <w:t>2025-07-04</w:t>
       <w:br/>
       <w:br/>
     </w:r>

--- a/klagomål/A 9362-2025 FSC-klagomål.docx
+++ b/klagomål/A 9362-2025 FSC-klagomål.docx
@@ -697,7 +697,7 @@
     <w:r>
       <w:tab/>
       <w:tab/>
-      <w:t>2025-07-04</w:t>
+      <w:t>2025-07-05</w:t>
       <w:br/>
       <w:br/>
     </w:r>

--- a/klagomål/A 9362-2025 FSC-klagomål.docx
+++ b/klagomål/A 9362-2025 FSC-klagomål.docx
@@ -697,7 +697,7 @@
     <w:r>
       <w:tab/>
       <w:tab/>
-      <w:t>2025-07-05</w:t>
+      <w:t>2025-07-06</w:t>
       <w:br/>
       <w:br/>
     </w:r>

--- a/klagomål/A 9362-2025 FSC-klagomål.docx
+++ b/klagomål/A 9362-2025 FSC-klagomål.docx
@@ -697,7 +697,7 @@
     <w:r>
       <w:tab/>
       <w:tab/>
-      <w:t>2025-07-06</w:t>
+      <w:t>2025-07-07</w:t>
       <w:br/>
       <w:br/>
     </w:r>

--- a/klagomål/A 9362-2025 FSC-klagomål.docx
+++ b/klagomål/A 9362-2025 FSC-klagomål.docx
@@ -697,7 +697,7 @@
     <w:r>
       <w:tab/>
       <w:tab/>
-      <w:t>2025-07-07</w:t>
+      <w:t>2025-07-08</w:t>
       <w:br/>
       <w:br/>
     </w:r>

--- a/klagomål/A 9362-2025 FSC-klagomål.docx
+++ b/klagomål/A 9362-2025 FSC-klagomål.docx
@@ -697,7 +697,7 @@
     <w:r>
       <w:tab/>
       <w:tab/>
-      <w:t>2025-07-08</w:t>
+      <w:t>2025-07-09</w:t>
       <w:br/>
       <w:br/>
     </w:r>

--- a/klagomål/A 9362-2025 FSC-klagomål.docx
+++ b/klagomål/A 9362-2025 FSC-klagomål.docx
@@ -697,7 +697,7 @@
     <w:r>
       <w:tab/>
       <w:tab/>
-      <w:t>2025-07-09</w:t>
+      <w:t>2025-07-11</w:t>
       <w:br/>
       <w:br/>
     </w:r>

--- a/klagomål/A 9362-2025 FSC-klagomål.docx
+++ b/klagomål/A 9362-2025 FSC-klagomål.docx
@@ -697,7 +697,7 @@
     <w:r>
       <w:tab/>
       <w:tab/>
-      <w:t>2025-07-11</w:t>
+      <w:t>2025-07-12</w:t>
       <w:br/>
       <w:br/>
     </w:r>

--- a/klagomål/A 9362-2025 FSC-klagomål.docx
+++ b/klagomål/A 9362-2025 FSC-klagomål.docx
@@ -697,7 +697,7 @@
     <w:r>
       <w:tab/>
       <w:tab/>
-      <w:t>2025-07-12</w:t>
+      <w:t>2025-07-13</w:t>
       <w:br/>
       <w:br/>
     </w:r>

--- a/klagomål/A 9362-2025 FSC-klagomål.docx
+++ b/klagomål/A 9362-2025 FSC-klagomål.docx
@@ -697,7 +697,7 @@
     <w:r>
       <w:tab/>
       <w:tab/>
-      <w:t>2025-07-13</w:t>
+      <w:t>2025-07-14</w:t>
       <w:br/>
       <w:br/>
     </w:r>

--- a/klagomål/A 9362-2025 FSC-klagomål.docx
+++ b/klagomål/A 9362-2025 FSC-klagomål.docx
@@ -697,7 +697,7 @@
     <w:r>
       <w:tab/>
       <w:tab/>
-      <w:t>2025-08-06</w:t>
+      <w:t>2025-08-09</w:t>
       <w:br/>
       <w:br/>
     </w:r>
